--- a/AStA Rechnung Vorlage intern online.docx
+++ b/AStA Rechnung Vorlage intern online.docx
@@ -115,7 +115,7 @@
               </wp:anchor>
             </w:drawing>
           </mc:Choice>
-          <mc:Fallback xmlns:w16du="http://schemas.microsoft.com/office/word/2023/wordml/word16du" xmlns:w16sdtfl="http://schemas.microsoft.com/office/word/2024/wordml/sdtformatlock">
+          <mc:Fallback xmlns:w16sdtfl="http://schemas.microsoft.com/office/word/2024/wordml/sdtformatlock" xmlns:w16du="http://schemas.microsoft.com/office/word/2023/wordml/word16du">
             <w:pict>
               <v:shapetype w14:anchorId="1B1D37A8" id="_x0000_t202" coordsize="21600,21600" o:spt="202" path="m,l,21600r21600,l21600,xe">
                 <v:stroke joinstyle="miter"/>
@@ -246,56 +246,14 @@
                               <w:rPr>
                                 <w:color w:val="000000"/>
                               </w:rPr>
-                              <w:t xml:space="preserve">{% </w:t>
-                            </w:r>
-                            <w:proofErr w:type="spellStart"/>
-                            <w:r>
-                              <w:rPr>
-                                <w:color w:val="000000"/>
-                              </w:rPr>
-                              <w:t>if</w:t>
-                            </w:r>
-                            <w:proofErr w:type="spellEnd"/>
-                            <w:r>
-                              <w:rPr>
-                                <w:color w:val="000000"/>
-                              </w:rPr>
-                              <w:t xml:space="preserve"> </w:t>
-                            </w:r>
-                            <w:proofErr w:type="spellStart"/>
-                            <w:r>
-                              <w:rPr>
-                                <w:color w:val="000000"/>
-                              </w:rPr>
-                              <w:t>zweite_Adresszeile</w:t>
-                            </w:r>
-                            <w:proofErr w:type="spellEnd"/>
-                            <w:r>
-                              <w:rPr>
-                                <w:color w:val="000000"/>
-                              </w:rPr>
-                              <w:t xml:space="preserve"> %}</w:t>
+                              <w:t>{% if zweite_Adresszeile %}</w:t>
                             </w:r>
                             <w:r>
                               <w:rPr>
                                 <w:color w:val="000000"/>
                               </w:rPr>
                               <w:br/>
-                              <w:t>{{</w:t>
-                            </w:r>
-                            <w:proofErr w:type="spellStart"/>
-                            <w:r>
-                              <w:rPr>
-                                <w:color w:val="000000"/>
-                              </w:rPr>
-                              <w:t>Verfasste_Studierendenschaft</w:t>
-                            </w:r>
-                            <w:proofErr w:type="spellEnd"/>
-                            <w:r>
-                              <w:rPr>
-                                <w:color w:val="000000"/>
-                              </w:rPr>
-                              <w:t>}}</w:t>
+                              <w:t>{{Verfasste_Studierendenschaft}}</w:t>
                             </w:r>
                             <w:r>
                               <w:rPr>
@@ -316,21 +274,7 @@
                                 <w:color w:val="000000"/>
                               </w:rPr>
                               <w:br/>
-                              <w:t>{{</w:t>
-                            </w:r>
-                            <w:proofErr w:type="spellStart"/>
-                            <w:r>
-                              <w:rPr>
-                                <w:color w:val="000000"/>
-                              </w:rPr>
-                              <w:t>zweite_Adresszeile</w:t>
-                            </w:r>
-                            <w:proofErr w:type="spellEnd"/>
-                            <w:r>
-                              <w:rPr>
-                                <w:color w:val="000000"/>
-                              </w:rPr>
-                              <w:t>}}</w:t>
+                              <w:t>{{zweite_Adresszeile}}</w:t>
                             </w:r>
                             <w:r>
                               <w:rPr>
@@ -351,42 +295,14 @@
                                 <w:color w:val="000000"/>
                               </w:rPr>
                               <w:br/>
-                              <w:t xml:space="preserve">{% </w:t>
-                            </w:r>
-                            <w:proofErr w:type="spellStart"/>
-                            <w:r>
-                              <w:rPr>
-                                <w:color w:val="000000"/>
-                              </w:rPr>
-                              <w:t>else</w:t>
-                            </w:r>
-                            <w:proofErr w:type="spellEnd"/>
-                            <w:r>
-                              <w:rPr>
-                                <w:color w:val="000000"/>
-                              </w:rPr>
-                              <w:t xml:space="preserve"> %}</w:t>
+                              <w:t>{% else %}</w:t>
                             </w:r>
                             <w:r>
                               <w:rPr>
                                 <w:color w:val="000000"/>
                               </w:rPr>
                               <w:br/>
-                              <w:t>{{</w:t>
-                            </w:r>
-                            <w:proofErr w:type="spellStart"/>
-                            <w:r>
-                              <w:rPr>
-                                <w:color w:val="000000"/>
-                              </w:rPr>
-                              <w:t>Verfasste_Studierendenschaft</w:t>
-                            </w:r>
-                            <w:proofErr w:type="spellEnd"/>
-                            <w:r>
-                              <w:rPr>
-                                <w:color w:val="000000"/>
-                              </w:rPr>
-                              <w:t>}}</w:t>
+                              <w:t>{{Verfasste_Studierendenschaft}}</w:t>
                             </w:r>
                             <w:r>
                               <w:rPr>
@@ -421,21 +337,7 @@
                                 <w:color w:val="000000"/>
                               </w:rPr>
                               <w:br/>
-                              <w:t xml:space="preserve">{% </w:t>
-                            </w:r>
-                            <w:proofErr w:type="spellStart"/>
-                            <w:r>
-                              <w:rPr>
-                                <w:color w:val="000000"/>
-                              </w:rPr>
-                              <w:t>endif</w:t>
-                            </w:r>
-                            <w:proofErr w:type="spellEnd"/>
-                            <w:r>
-                              <w:rPr>
-                                <w:color w:val="000000"/>
-                              </w:rPr>
-                              <w:t xml:space="preserve"> %}</w:t>
+                              <w:t>{% endif %}</w:t>
                             </w:r>
                           </w:p>
                           <w:p>
@@ -465,7 +367,7 @@
               </wp:anchor>
             </w:drawing>
           </mc:Choice>
-          <mc:Fallback xmlns:w16du="http://schemas.microsoft.com/office/word/2023/wordml/word16du" xmlns:w16sdtfl="http://schemas.microsoft.com/office/word/2024/wordml/sdtformatlock">
+          <mc:Fallback xmlns:w16sdtfl="http://schemas.microsoft.com/office/word/2024/wordml/sdtformatlock" xmlns:w16du="http://schemas.microsoft.com/office/word/2023/wordml/word16du">
             <w:pict>
               <v:shape w14:anchorId="2AC1987E" id="_x0000_s1027" type="#_x0000_t202" style="position:absolute;margin-left:0;margin-top:28.1pt;width:245.25pt;height:96pt;z-index:251659264;visibility:visible;mso-wrap-style:square;mso-width-percent:0;mso-height-percent:0;mso-wrap-distance-left:9pt;mso-wrap-distance-top:3.6pt;mso-wrap-distance-right:9pt;mso-wrap-distance-bottom:3.6pt;mso-position-horizontal:left;mso-position-horizontal-relative:margin;mso-position-vertical:absolute;mso-position-vertical-relative:text;mso-width-percent:0;mso-height-percent:0;mso-width-relative:margin;mso-height-relative:margin;v-text-anchor:top" o:gfxdata="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" filled="f" stroked="f">
                 <v:textbox>
@@ -746,14 +648,12 @@
                             <w:r>
                               <w:t>{{</w:t>
                             </w:r>
-                            <w:proofErr w:type="spellStart"/>
                             <w:r>
                               <w:t>Datum</w:t>
                             </w:r>
                             <w:r>
                               <w:t>Rech</w:t>
                             </w:r>
-                            <w:proofErr w:type="spellEnd"/>
                             <w:r>
                               <w:t>}}</w:t>
                             </w:r>
@@ -793,7 +693,7 @@
               </wp:anchor>
             </w:drawing>
           </mc:Choice>
-          <mc:Fallback xmlns:w16du="http://schemas.microsoft.com/office/word/2023/wordml/word16du" xmlns:w16sdtfl="http://schemas.microsoft.com/office/word/2024/wordml/sdtformatlock">
+          <mc:Fallback xmlns:w16sdtfl="http://schemas.microsoft.com/office/word/2024/wordml/sdtformatlock" xmlns:w16du="http://schemas.microsoft.com/office/word/2023/wordml/word16du">
             <w:pict>
               <v:shape w14:anchorId="6DF6ACDF" id="_x0000_s1028" type="#_x0000_t202" style="position:absolute;margin-left:168.55pt;margin-top:36.4pt;width:219.75pt;height:36pt;z-index:251661312;visibility:visible;mso-wrap-style:square;mso-width-percent:0;mso-height-percent:0;mso-wrap-distance-left:9pt;mso-wrap-distance-top:3.6pt;mso-wrap-distance-right:9pt;mso-wrap-distance-bottom:3.6pt;mso-position-horizontal:right;mso-position-horizontal-relative:margin;mso-position-vertical:absolute;mso-position-vertical-relative:text;mso-width-percent:0;mso-height-percent:0;mso-width-relative:margin;mso-height-relative:margin;v-text-anchor:top" o:gfxdata="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" filled="f" stroked="f">
                 <v:textbox>
@@ -1187,14 +1087,12 @@
             <w:r>
               <w:t>{{</w:t>
             </w:r>
-            <w:proofErr w:type="spellStart"/>
             <w:r>
               <w:t>Ge</w:t>
             </w:r>
             <w:r>
               <w:t>tr</w:t>
             </w:r>
-            <w:proofErr w:type="spellEnd"/>
             <w:r>
               <w:t>}}</w:t>
             </w:r>
@@ -1329,11 +1227,9 @@
             <w:r>
               <w:t>{{</w:t>
             </w:r>
-            <w:proofErr w:type="spellStart"/>
             <w:r>
               <w:t>GBr</w:t>
             </w:r>
-            <w:proofErr w:type="spellEnd"/>
             <w:r>
               <w:t>}}</w:t>
             </w:r>
@@ -1674,410 +1570,179 @@
     <w:p/>
     <w:p/>
     <w:p/>
+    <w:tbl>
+      <w:tblPr>
+        <w:tblStyle w:val="Tabellenraster"/>
+        <w:tblpPr w:leftFromText="142" w:rightFromText="142" w:vertAnchor="text" w:horzAnchor="margin" w:tblpY="908"/>
+        <w:tblW w:w="0" w:type="auto"/>
+        <w:tblBorders>
+          <w:top w:val="none" w:sz="0" w:space="0" w:color="auto"/>
+          <w:left w:val="double" w:sz="4" w:space="0" w:color="auto"/>
+          <w:bottom w:val="threeDEmboss" w:sz="6" w:space="0" w:color="auto"/>
+          <w:right w:val="double" w:sz="4" w:space="0" w:color="auto"/>
+          <w:insideH w:val="threeDEmboss" w:sz="6" w:space="0" w:color="auto"/>
+        </w:tblBorders>
+        <w:tblLook w:val="04A0" w:firstRow="1" w:lastRow="0" w:firstColumn="1" w:lastColumn="0" w:noHBand="0" w:noVBand="1"/>
+      </w:tblPr>
+      <w:tblGrid>
+        <w:gridCol w:w="3485"/>
+        <w:gridCol w:w="1584"/>
+        <w:gridCol w:w="1917"/>
+        <w:gridCol w:w="2086"/>
+      </w:tblGrid>
+      <w:tr>
+        <w:tc>
+          <w:tcPr>
+            <w:tcW w:w="9072" w:type="dxa"/>
+            <w:gridSpan w:val="4"/>
+            <w:tcBorders>
+              <w:top w:val="nil"/>
+              <w:left w:val="nil"/>
+              <w:bottom w:val="threeDEmboss" w:sz="6" w:space="0" w:color="auto"/>
+              <w:right w:val="nil"/>
+            </w:tcBorders>
+          </w:tcPr>
+          <w:p>
+            <w:r>
+              <w:t>Getränkemengenliste</w:t>
+            </w:r>
+          </w:p>
+          <w:p/>
+        </w:tc>
+      </w:tr>
+      <w:tr>
+        <w:tc>
+          <w:tcPr>
+            <w:tcW w:w="4820" w:type="dxa"/>
+            <w:tcBorders>
+              <w:top w:val="threeDEmboss" w:sz="6" w:space="0" w:color="auto"/>
+            </w:tcBorders>
+          </w:tcPr>
+          <w:p>
+            <w:r>
+              <w:t>Getränk</w:t>
+            </w:r>
+          </w:p>
+        </w:tc>
+        <w:tc>
+          <w:tcPr>
+            <w:tcW w:w="1171" w:type="dxa"/>
+            <w:tcBorders>
+              <w:top w:val="threeDEmboss" w:sz="6" w:space="0" w:color="auto"/>
+            </w:tcBorders>
+          </w:tcPr>
+          <w:p>
+            <w:r>
+              <w:t>Menge</w:t>
+            </w:r>
+          </w:p>
+        </w:tc>
+        <w:tc>
+          <w:tcPr>
+            <w:tcW w:w="1231" w:type="dxa"/>
+            <w:tcBorders>
+              <w:top w:val="threeDEmboss" w:sz="6" w:space="0" w:color="auto"/>
+            </w:tcBorders>
+          </w:tcPr>
+          <w:p>
+            <w:r>
+              <w:t>Einzelpreis</w:t>
+            </w:r>
+          </w:p>
+        </w:tc>
+        <w:tc>
+          <w:tcPr>
+            <w:tcW w:w="1850" w:type="dxa"/>
+            <w:tcBorders>
+              <w:top w:val="threeDEmboss" w:sz="6" w:space="0" w:color="auto"/>
+            </w:tcBorders>
+          </w:tcPr>
+          <w:p>
+            <w:r>
+              <w:t>Gesamtpreis</w:t>
+            </w:r>
+          </w:p>
+          <w:p/>
+        </w:tc>
+      </w:tr>
+      <w:tr>
+        <w:tc>
+          <w:tcPr>
+            <w:tcW w:w="4820" w:type="dxa"/>
+          </w:tcPr>
+          <w:p>
+            <w:r>
+              <w:t>{{</w:t>
+            </w:r>
+            <w:r>
+              <w:t>item</w:t>
+            </w:r>
+            <w:r>
+              <w:t>.Getränk }}</w:t>
+            </w:r>
+          </w:p>
+        </w:tc>
+        <w:tc>
+          <w:tcPr>
+            <w:tcW w:w="1171" w:type="dxa"/>
+          </w:tcPr>
+          <w:p>
+            <w:r>
+              <w:t>{{</w:t>
+            </w:r>
+            <w:r>
+              <w:t>item</w:t>
+            </w:r>
+            <w:r>
+              <w:t>.Menge}}</w:t>
+            </w:r>
+          </w:p>
+        </w:tc>
+        <w:tc>
+          <w:tcPr>
+            <w:tcW w:w="1231" w:type="dxa"/>
+          </w:tcPr>
+          <w:p>
+            <w:r>
+              <w:t>{{</w:t>
+            </w:r>
+            <w:r>
+              <w:t>item</w:t>
+            </w:r>
+            <w:r>
+              <w:t>.Einzelpreis}}</w:t>
+            </w:r>
+          </w:p>
+        </w:tc>
+        <w:tc>
+          <w:tcPr>
+            <w:tcW w:w="1850" w:type="dxa"/>
+          </w:tcPr>
+          <w:p>
+            <w:r>
+              <w:t>{{</w:t>
+            </w:r>
+            <w:r>
+              <w:t>item</w:t>
+            </w:r>
+            <w:r>
+              <w:t>.Gesamtpreis}}</w:t>
+            </w:r>
+          </w:p>
+          <w:p/>
+        </w:tc>
+      </w:tr>
+    </w:tbl>
     <w:p>
-      <w:pPr>
-        <w:rPr>
-          <w:lang w:val="en-GB"/>
-        </w:rPr>
-      </w:pPr>
-      <w:r>
-        <w:rPr>
-          <w:lang w:val="en-GB"/>
-        </w:rPr>
-        <w:t>&lt;table&gt;</w:t>
-      </w:r>
-    </w:p>
-    <w:p>
-      <w:pPr>
-        <w:rPr>
-          <w:lang w:val="en-GB"/>
-        </w:rPr>
-      </w:pPr>
-      <w:r>
-        <w:rPr>
-          <w:lang w:val="en-GB"/>
-        </w:rPr>
-        <w:t xml:space="preserve">  &lt;tr&gt;</w:t>
-      </w:r>
-    </w:p>
-    <w:p>
-      <w:pPr>
-        <w:rPr>
-          <w:lang w:val="en-GB"/>
-        </w:rPr>
-      </w:pPr>
-      <w:r>
-        <w:rPr>
-          <w:lang w:val="en-GB"/>
-        </w:rPr>
-        <w:t xml:space="preserve">    &lt;</w:t>
-      </w:r>
-      <w:proofErr w:type="spellStart"/>
-      <w:r>
-        <w:rPr>
-          <w:lang w:val="en-GB"/>
-        </w:rPr>
-        <w:t>th</w:t>
-      </w:r>
-      <w:proofErr w:type="spellEnd"/>
-      <w:r>
-        <w:rPr>
-          <w:lang w:val="en-GB"/>
-        </w:rPr>
-        <w:t xml:space="preserve"> </w:t>
-      </w:r>
-      <w:proofErr w:type="spellStart"/>
-      <w:r>
-        <w:rPr>
-          <w:lang w:val="en-GB"/>
-        </w:rPr>
-        <w:t>colspan</w:t>
-      </w:r>
-      <w:proofErr w:type="spellEnd"/>
-      <w:r>
-        <w:rPr>
-          <w:lang w:val="en-GB"/>
-        </w:rPr>
-        <w:t>="4"&gt;</w:t>
-      </w:r>
-      <w:proofErr w:type="spellStart"/>
-      <w:r>
-        <w:rPr>
-          <w:lang w:val="en-GB"/>
-        </w:rPr>
-        <w:t>Getränkemengenliste</w:t>
-      </w:r>
-      <w:proofErr w:type="spellEnd"/>
-      <w:r>
-        <w:rPr>
-          <w:lang w:val="en-GB"/>
-        </w:rPr>
-        <w:t>&lt;/</w:t>
-      </w:r>
-      <w:proofErr w:type="spellStart"/>
-      <w:r>
-        <w:rPr>
-          <w:lang w:val="en-GB"/>
-        </w:rPr>
-        <w:t>th</w:t>
-      </w:r>
-      <w:proofErr w:type="spellEnd"/>
-      <w:r>
-        <w:rPr>
-          <w:lang w:val="en-GB"/>
-        </w:rPr>
-        <w:t>&gt;</w:t>
-      </w:r>
-    </w:p>
-    <w:p>
-      <w:r>
-        <w:rPr>
-          <w:lang w:val="en-GB"/>
-        </w:rPr>
-        <w:t xml:space="preserve">  </w:t>
-      </w:r>
-      <w:r>
-        <w:t>&lt;/</w:t>
-      </w:r>
-      <w:proofErr w:type="spellStart"/>
-      <w:r>
-        <w:t>tr</w:t>
-      </w:r>
-      <w:proofErr w:type="spellEnd"/>
-      <w:r>
-        <w:t>&gt;</w:t>
-      </w:r>
-    </w:p>
-    <w:p>
-      <w:r>
-        <w:t xml:space="preserve">  &lt;</w:t>
-      </w:r>
-      <w:proofErr w:type="spellStart"/>
-      <w:r>
-        <w:t>tr</w:t>
-      </w:r>
-      <w:proofErr w:type="spellEnd"/>
-      <w:r>
-        <w:t>&gt;</w:t>
-      </w:r>
-    </w:p>
-    <w:p>
-      <w:r>
-        <w:t xml:space="preserve">    &lt;</w:t>
-      </w:r>
-      <w:proofErr w:type="spellStart"/>
-      <w:r>
-        <w:t>td</w:t>
-      </w:r>
-      <w:proofErr w:type="spellEnd"/>
-      <w:r>
-        <w:t>&gt;Getränk&lt;/</w:t>
-      </w:r>
-      <w:proofErr w:type="spellStart"/>
-      <w:r>
-        <w:t>td</w:t>
-      </w:r>
-      <w:proofErr w:type="spellEnd"/>
-      <w:r>
-        <w:t>&gt;</w:t>
-      </w:r>
-    </w:p>
-    <w:p>
-      <w:r>
-        <w:t xml:space="preserve">    &lt;</w:t>
-      </w:r>
-      <w:proofErr w:type="spellStart"/>
-      <w:r>
-        <w:t>td</w:t>
-      </w:r>
-      <w:proofErr w:type="spellEnd"/>
-      <w:r>
-        <w:t>&gt;Menge&lt;/</w:t>
-      </w:r>
-      <w:proofErr w:type="spellStart"/>
-      <w:r>
-        <w:t>td</w:t>
-      </w:r>
-      <w:proofErr w:type="spellEnd"/>
-      <w:r>
-        <w:t>&gt;</w:t>
-      </w:r>
-    </w:p>
-    <w:p>
-      <w:r>
-        <w:t xml:space="preserve">    &lt;</w:t>
-      </w:r>
-      <w:proofErr w:type="spellStart"/>
-      <w:r>
-        <w:t>td</w:t>
-      </w:r>
-      <w:proofErr w:type="spellEnd"/>
-      <w:r>
-        <w:t>&gt;Einzelpreis&lt;/</w:t>
-      </w:r>
-      <w:proofErr w:type="spellStart"/>
-      <w:r>
-        <w:t>td</w:t>
-      </w:r>
-      <w:proofErr w:type="spellEnd"/>
-      <w:r>
-        <w:t>&gt;</w:t>
-      </w:r>
-    </w:p>
-    <w:p>
-      <w:r>
-        <w:t xml:space="preserve">    &lt;</w:t>
-      </w:r>
-      <w:proofErr w:type="spellStart"/>
-      <w:r>
-        <w:t>td</w:t>
-      </w:r>
-      <w:proofErr w:type="spellEnd"/>
-      <w:r>
-        <w:t>&gt;Gesamtpreis&lt;/</w:t>
-      </w:r>
-      <w:proofErr w:type="spellStart"/>
-      <w:r>
-        <w:t>td</w:t>
-      </w:r>
-      <w:proofErr w:type="spellEnd"/>
-      <w:r>
-        <w:t>&gt;</w:t>
-      </w:r>
-    </w:p>
-    <w:p>
-      <w:r>
-        <w:t xml:space="preserve">  &lt;/</w:t>
-      </w:r>
-      <w:proofErr w:type="spellStart"/>
-      <w:r>
-        <w:t>tr</w:t>
-      </w:r>
-      <w:proofErr w:type="spellEnd"/>
-      <w:r>
-        <w:t>&gt;</w:t>
+      <w:r>
+        <w:t>{% for item in Verbrauchstabelle %}</w:t>
       </w:r>
     </w:p>
     <w:p/>
+    <w:p/>
     <w:p>
       <w:r>
-        <w:t xml:space="preserve">  {% </w:t>
-      </w:r>
-      <w:proofErr w:type="spellStart"/>
-      <w:r>
-        <w:t>for</w:t>
-      </w:r>
-      <w:proofErr w:type="spellEnd"/>
-      <w:r>
-        <w:t xml:space="preserve"> item in Verbrauchstabelle %}</w:t>
-      </w:r>
-    </w:p>
-    <w:p>
-      <w:r>
-        <w:t xml:space="preserve">  &lt;</w:t>
-      </w:r>
-      <w:proofErr w:type="spellStart"/>
-      <w:r>
-        <w:t>tr</w:t>
-      </w:r>
-      <w:proofErr w:type="spellEnd"/>
-      <w:r>
-        <w:t>&gt;</w:t>
-      </w:r>
-    </w:p>
-    <w:p>
-      <w:r>
-        <w:t xml:space="preserve">    &lt;</w:t>
-      </w:r>
-      <w:proofErr w:type="spellStart"/>
-      <w:r>
-        <w:t>td</w:t>
-      </w:r>
-      <w:proofErr w:type="spellEnd"/>
-      <w:r>
-        <w:t>&gt;{{</w:t>
-      </w:r>
-      <w:proofErr w:type="spellStart"/>
-      <w:r>
-        <w:t>item.Getränk</w:t>
-      </w:r>
-      <w:proofErr w:type="spellEnd"/>
-      <w:r>
-        <w:t>}}&lt;/</w:t>
-      </w:r>
-      <w:proofErr w:type="spellStart"/>
-      <w:r>
-        <w:t>td</w:t>
-      </w:r>
-      <w:proofErr w:type="spellEnd"/>
-      <w:r>
-        <w:t>&gt;</w:t>
-      </w:r>
-    </w:p>
-    <w:p>
-      <w:r>
-        <w:t xml:space="preserve">    &lt;</w:t>
-      </w:r>
-      <w:proofErr w:type="spellStart"/>
-      <w:r>
-        <w:t>td</w:t>
-      </w:r>
-      <w:proofErr w:type="spellEnd"/>
-      <w:r>
-        <w:t>&gt;{{</w:t>
-      </w:r>
-      <w:proofErr w:type="spellStart"/>
-      <w:r>
-        <w:t>item.Menge</w:t>
-      </w:r>
-      <w:proofErr w:type="spellEnd"/>
-      <w:r>
-        <w:t>}}&lt;/</w:t>
-      </w:r>
-      <w:proofErr w:type="spellStart"/>
-      <w:r>
-        <w:t>td</w:t>
-      </w:r>
-      <w:proofErr w:type="spellEnd"/>
-      <w:r>
-        <w:t>&gt;</w:t>
-      </w:r>
-    </w:p>
-    <w:p>
-      <w:r>
-        <w:t xml:space="preserve">    &lt;</w:t>
-      </w:r>
-      <w:proofErr w:type="spellStart"/>
-      <w:r>
-        <w:t>td</w:t>
-      </w:r>
-      <w:proofErr w:type="spellEnd"/>
-      <w:r>
-        <w:t>&gt;{{</w:t>
-      </w:r>
-      <w:proofErr w:type="spellStart"/>
-      <w:r>
-        <w:t>item.Einzelpreis</w:t>
-      </w:r>
-      <w:proofErr w:type="spellEnd"/>
-      <w:r>
-        <w:t>}}&lt;/</w:t>
-      </w:r>
-      <w:proofErr w:type="spellStart"/>
-      <w:r>
-        <w:t>td</w:t>
-      </w:r>
-      <w:proofErr w:type="spellEnd"/>
-      <w:r>
-        <w:t>&gt;</w:t>
-      </w:r>
-    </w:p>
-    <w:p>
-      <w:r>
-        <w:t xml:space="preserve">    &lt;</w:t>
-      </w:r>
-      <w:proofErr w:type="spellStart"/>
-      <w:r>
-        <w:t>td</w:t>
-      </w:r>
-      <w:proofErr w:type="spellEnd"/>
-      <w:r>
-        <w:t>&gt;{{</w:t>
-      </w:r>
-      <w:proofErr w:type="spellStart"/>
-      <w:r>
-        <w:t>item.Gesamtpreis</w:t>
-      </w:r>
-      <w:proofErr w:type="spellEnd"/>
-      <w:r>
-        <w:t>}}&lt;/</w:t>
-      </w:r>
-      <w:proofErr w:type="spellStart"/>
-      <w:r>
-        <w:t>td</w:t>
-      </w:r>
-      <w:proofErr w:type="spellEnd"/>
-      <w:r>
-        <w:t>&gt;</w:t>
-      </w:r>
-    </w:p>
-    <w:p>
-      <w:r>
-        <w:t xml:space="preserve">  &lt;/</w:t>
-      </w:r>
-      <w:proofErr w:type="spellStart"/>
-      <w:r>
-        <w:t>tr</w:t>
-      </w:r>
-      <w:proofErr w:type="spellEnd"/>
-      <w:r>
-        <w:t>&gt;</w:t>
-      </w:r>
-    </w:p>
-    <w:p>
-      <w:r>
-        <w:t xml:space="preserve">  {% </w:t>
-      </w:r>
-      <w:proofErr w:type="spellStart"/>
-      <w:r>
-        <w:t>endfor</w:t>
-      </w:r>
-      <w:proofErr w:type="spellEnd"/>
-      <w:r>
-        <w:t xml:space="preserve"> %}</w:t>
-      </w:r>
-    </w:p>
-    <w:p>
-      <w:r>
-        <w:t>&lt;/</w:t>
-      </w:r>
-      <w:proofErr w:type="spellStart"/>
-      <w:r>
-        <w:t>table</w:t>
-      </w:r>
-      <w:proofErr w:type="spellEnd"/>
-      <w:r>
-        <w:t>&gt;</w:t>
+        <w:t>{% endfor %}</w:t>
       </w:r>
     </w:p>
     <w:sectPr>
